--- a/squads/vmo-autonomo/projects/DEM-2026-007/01-qualificacao/gate-intake.docx
+++ b/squads/vmo-autonomo/projects/DEM-2026-007/01-qualificacao/gate-intake.docx
@@ -8,8 +8,11 @@
       </w:pPr>
       <w:r>
         <w:rPr>
-          <w:color w:val="1F497D"/>
-          <w:sz w:val="36"/>
+          <w:rFonts w:ascii="Calibri" w:hAnsi="Calibri"/>
+          <w:b/>
+          <w:i w:val="0"/>
+          <w:color w:val="1A3A5C"/>
+          <w:sz w:val="30"/>
         </w:rPr>
         <w:t>Gate de Governança — Fase 01: Intake</w:t>
       </w:r>
@@ -36,8 +39,11 @@
       </w:pPr>
       <w:r>
         <w:rPr>
-          <w:color w:val="2E74B5"/>
-          <w:sz w:val="28"/>
+          <w:rFonts w:ascii="Calibri" w:hAnsi="Calibri"/>
+          <w:b/>
+          <w:i w:val="0"/>
+          <w:color w:val="1E5296"/>
+          <w:sz w:val="25"/>
         </w:rPr>
         <w:t>Veredicto: PASS</w:t>
       </w:r>
@@ -49,8 +55,11 @@
       </w:pPr>
       <w:r>
         <w:rPr>
-          <w:color w:val="404040"/>
-          <w:sz w:val="24"/>
+          <w:rFonts w:ascii="Calibri" w:hAnsi="Calibri"/>
+          <w:b/>
+          <w:i w:val="0"/>
+          <w:color w:val="2A4A7F"/>
+          <w:sz w:val="22"/>
         </w:rPr>
         <w:t>Checklist</w:t>
       </w:r>
@@ -59,26 +68,28 @@
     <w:tbl>
       <w:tblPr>
         <w:tblStyle w:val="TableGrid"/>
-        <w:tblW w:type="auto" w:w="0"/>
         <w:tblLook w:firstColumn="1" w:firstRow="1" w:lastColumn="0" w:lastRow="0" w:noHBand="0" w:noVBand="1" w:val="04A0"/>
+        <w:tblW w:w="8901" w:type="dxa"/>
+        <w:tblLayout w:type="fixed"/>
       </w:tblPr>
       <w:tblGrid>
-        <w:gridCol w:w="2196"/>
-        <w:gridCol w:w="2196"/>
-        <w:gridCol w:w="2196"/>
-        <w:gridCol w:w="2196"/>
+        <w:gridCol w:w="1020"/>
+        <w:gridCol w:w="2627"/>
+        <w:gridCol w:w="2627"/>
+        <w:gridCol w:w="2627"/>
       </w:tblGrid>
       <w:tr>
         <w:tc>
           <w:tcPr>
-            <w:tcW w:type="dxa" w:w="2196"/>
-            <w:shd w:val="clear" w:color="auto" w:fill="D6E4F0"/>
+            <w:tcW w:w="1020" w:type="dxa"/>
+            <w:shd w:val="clear" w:color="auto" w:fill="1A3A5C"/>
           </w:tcPr>
           <w:p>
             <w:r>
               <w:rPr>
                 <w:b/>
-                <w:sz w:val="20"/>
+                <w:color w:val="FFFFFF"/>
+                <w:sz w:val="19"/>
               </w:rPr>
               <w:t>#</w:t>
             </w:r>
@@ -86,14 +97,15 @@
         </w:tc>
         <w:tc>
           <w:tcPr>
-            <w:tcW w:type="dxa" w:w="2196"/>
-            <w:shd w:val="clear" w:color="auto" w:fill="D6E4F0"/>
+            <w:tcW w:w="2627" w:type="dxa"/>
+            <w:shd w:val="clear" w:color="auto" w:fill="1A3A5C"/>
           </w:tcPr>
           <w:p>
             <w:r>
               <w:rPr>
                 <w:b/>
-                <w:sz w:val="20"/>
+                <w:color w:val="FFFFFF"/>
+                <w:sz w:val="19"/>
               </w:rPr>
               <w:t>Critério</w:t>
             </w:r>
@@ -101,14 +113,15 @@
         </w:tc>
         <w:tc>
           <w:tcPr>
-            <w:tcW w:type="dxa" w:w="2196"/>
-            <w:shd w:val="clear" w:color="auto" w:fill="D6E4F0"/>
+            <w:tcW w:w="2627" w:type="dxa"/>
+            <w:shd w:val="clear" w:color="auto" w:fill="1A3A5C"/>
           </w:tcPr>
           <w:p>
             <w:r>
               <w:rPr>
                 <w:b/>
-                <w:sz w:val="20"/>
+                <w:color w:val="FFFFFF"/>
+                <w:sz w:val="19"/>
               </w:rPr>
               <w:t>Status</w:t>
             </w:r>
@@ -116,14 +129,15 @@
         </w:tc>
         <w:tc>
           <w:tcPr>
-            <w:tcW w:type="dxa" w:w="2196"/>
-            <w:shd w:val="clear" w:color="auto" w:fill="D6E4F0"/>
+            <w:tcW w:w="2627" w:type="dxa"/>
+            <w:shd w:val="clear" w:color="auto" w:fill="1A3A5C"/>
           </w:tcPr>
           <w:p>
             <w:r>
               <w:rPr>
                 <w:b/>
-                <w:sz w:val="20"/>
+                <w:color w:val="FFFFFF"/>
+                <w:sz w:val="19"/>
               </w:rPr>
               <w:t>Observação</w:t>
             </w:r>
@@ -133,12 +147,12 @@
       <w:tr>
         <w:tc>
           <w:tcPr>
-            <w:tcW w:type="dxa" w:w="2196"/>
+            <w:tcW w:w="1020" w:type="dxa"/>
           </w:tcPr>
           <w:p>
             <w:r>
               <w:rPr>
-                <w:sz w:val="20"/>
+                <w:sz w:val="19"/>
               </w:rPr>
               <w:t>G1.1</w:t>
             </w:r>
@@ -146,12 +160,12 @@
         </w:tc>
         <w:tc>
           <w:tcPr>
-            <w:tcW w:type="dxa" w:w="2196"/>
+            <w:tcW w:w="2627" w:type="dxa"/>
           </w:tcPr>
           <w:p>
             <w:r>
               <w:rPr>
-                <w:sz w:val="20"/>
+                <w:sz w:val="19"/>
               </w:rPr>
               <w:t>Solicitante identificado</w:t>
             </w:r>
@@ -159,12 +173,12 @@
         </w:tc>
         <w:tc>
           <w:tcPr>
-            <w:tcW w:type="dxa" w:w="2196"/>
+            <w:tcW w:w="2627" w:type="dxa"/>
           </w:tcPr>
           <w:p>
             <w:r>
               <w:rPr>
-                <w:sz w:val="20"/>
+                <w:sz w:val="19"/>
               </w:rPr>
               <w:t>✅ PASS</w:t>
             </w:r>
@@ -172,12 +186,12 @@
         </w:tc>
         <w:tc>
           <w:tcPr>
-            <w:tcW w:type="dxa" w:w="2196"/>
+            <w:tcW w:w="2627" w:type="dxa"/>
           </w:tcPr>
           <w:p>
             <w:r>
               <w:rPr>
-                <w:sz w:val="20"/>
+                <w:sz w:val="19"/>
               </w:rPr>
               <w:t>Lucas Medeiros Pereira — nome completo presente</w:t>
             </w:r>
@@ -187,12 +201,13 @@
       <w:tr>
         <w:tc>
           <w:tcPr>
-            <w:tcW w:type="dxa" w:w="2196"/>
+            <w:tcW w:w="1020" w:type="dxa"/>
+            <w:shd w:val="clear" w:color="auto" w:fill="F0F5FB"/>
           </w:tcPr>
           <w:p>
             <w:r>
               <w:rPr>
-                <w:sz w:val="20"/>
+                <w:sz w:val="19"/>
               </w:rPr>
               <w:t>G1.2</w:t>
             </w:r>
@@ -200,12 +215,13 @@
         </w:tc>
         <w:tc>
           <w:tcPr>
-            <w:tcW w:type="dxa" w:w="2196"/>
+            <w:tcW w:w="2627" w:type="dxa"/>
+            <w:shd w:val="clear" w:color="auto" w:fill="F0F5FB"/>
           </w:tcPr>
           <w:p>
             <w:r>
               <w:rPr>
-                <w:sz w:val="20"/>
+                <w:sz w:val="19"/>
               </w:rPr>
               <w:t>Área/divisão identificada</w:t>
             </w:r>
@@ -213,12 +229,13 @@
         </w:tc>
         <w:tc>
           <w:tcPr>
-            <w:tcW w:type="dxa" w:w="2196"/>
+            <w:tcW w:w="2627" w:type="dxa"/>
+            <w:shd w:val="clear" w:color="auto" w:fill="F0F5FB"/>
           </w:tcPr>
           <w:p>
             <w:r>
               <w:rPr>
-                <w:sz w:val="20"/>
+                <w:sz w:val="19"/>
               </w:rPr>
               <w:t>✅ PASS</w:t>
             </w:r>
@@ -226,12 +243,13 @@
         </w:tc>
         <w:tc>
           <w:tcPr>
-            <w:tcW w:type="dxa" w:w="2196"/>
+            <w:tcW w:w="2627" w:type="dxa"/>
+            <w:shd w:val="clear" w:color="auto" w:fill="F0F5FB"/>
           </w:tcPr>
           <w:p>
             <w:r>
               <w:rPr>
-                <w:sz w:val="20"/>
+                <w:sz w:val="19"/>
               </w:rPr>
               <w:t>VAB Matriz declarada explicitamente</w:t>
             </w:r>
@@ -241,12 +259,12 @@
       <w:tr>
         <w:tc>
           <w:tcPr>
-            <w:tcW w:type="dxa" w:w="2196"/>
+            <w:tcW w:w="1020" w:type="dxa"/>
           </w:tcPr>
           <w:p>
             <w:r>
               <w:rPr>
-                <w:sz w:val="20"/>
+                <w:sz w:val="19"/>
               </w:rPr>
               <w:t>G1.3</w:t>
             </w:r>
@@ -254,12 +272,12 @@
         </w:tc>
         <w:tc>
           <w:tcPr>
-            <w:tcW w:type="dxa" w:w="2196"/>
+            <w:tcW w:w="2627" w:type="dxa"/>
           </w:tcPr>
           <w:p>
             <w:r>
               <w:rPr>
-                <w:sz w:val="20"/>
+                <w:sz w:val="19"/>
               </w:rPr>
               <w:t>Cargo não informado → lacuna registrada</w:t>
             </w:r>
@@ -267,12 +285,12 @@
         </w:tc>
         <w:tc>
           <w:tcPr>
-            <w:tcW w:type="dxa" w:w="2196"/>
+            <w:tcW w:w="2627" w:type="dxa"/>
           </w:tcPr>
           <w:p>
             <w:r>
               <w:rPr>
-                <w:sz w:val="20"/>
+                <w:sz w:val="19"/>
               </w:rPr>
               <w:t>✅ PASS</w:t>
             </w:r>
@@ -280,12 +298,12 @@
         </w:tc>
         <w:tc>
           <w:tcPr>
-            <w:tcW w:type="dxa" w:w="2196"/>
+            <w:tcW w:w="2627" w:type="dxa"/>
           </w:tcPr>
           <w:p>
             <w:r>
               <w:rPr>
-                <w:sz w:val="20"/>
+                <w:sz w:val="19"/>
               </w:rPr>
               <w:t>Registrado como L2 nas Lacunas Identificadas</w:t>
             </w:r>
@@ -295,12 +313,13 @@
       <w:tr>
         <w:tc>
           <w:tcPr>
-            <w:tcW w:type="dxa" w:w="2196"/>
+            <w:tcW w:w="1020" w:type="dxa"/>
+            <w:shd w:val="clear" w:color="auto" w:fill="F0F5FB"/>
           </w:tcPr>
           <w:p>
             <w:r>
               <w:rPr>
-                <w:sz w:val="20"/>
+                <w:sz w:val="19"/>
               </w:rPr>
               <w:t>G2.1</w:t>
             </w:r>
@@ -308,12 +327,13 @@
         </w:tc>
         <w:tc>
           <w:tcPr>
-            <w:tcW w:type="dxa" w:w="2196"/>
+            <w:tcW w:w="2627" w:type="dxa"/>
+            <w:shd w:val="clear" w:color="auto" w:fill="F0F5FB"/>
           </w:tcPr>
           <w:p>
             <w:r>
               <w:rPr>
-                <w:sz w:val="20"/>
+                <w:sz w:val="19"/>
               </w:rPr>
               <w:t>Canal de entrada declarado</w:t>
             </w:r>
@@ -321,12 +341,13 @@
         </w:tc>
         <w:tc>
           <w:tcPr>
-            <w:tcW w:type="dxa" w:w="2196"/>
+            <w:tcW w:w="2627" w:type="dxa"/>
+            <w:shd w:val="clear" w:color="auto" w:fill="F0F5FB"/>
           </w:tcPr>
           <w:p>
             <w:r>
               <w:rPr>
-                <w:sz w:val="20"/>
+                <w:sz w:val="19"/>
               </w:rPr>
               <w:t>✅ PASS</w:t>
             </w:r>
@@ -334,12 +355,13 @@
         </w:tc>
         <w:tc>
           <w:tcPr>
-            <w:tcW w:type="dxa" w:w="2196"/>
+            <w:tcW w:w="2627" w:type="dxa"/>
+            <w:shd w:val="clear" w:color="auto" w:fill="F0F5FB"/>
           </w:tcPr>
           <w:p>
             <w:r>
               <w:rPr>
-                <w:sz w:val="20"/>
+                <w:sz w:val="19"/>
               </w:rPr>
               <w:t>"múltiplos — ticket de service desk (PDF) + 2 e-mails (.msg)"</w:t>
             </w:r>
@@ -349,12 +371,12 @@
       <w:tr>
         <w:tc>
           <w:tcPr>
-            <w:tcW w:type="dxa" w:w="2196"/>
+            <w:tcW w:w="1020" w:type="dxa"/>
           </w:tcPr>
           <w:p>
             <w:r>
               <w:rPr>
-                <w:sz w:val="20"/>
+                <w:sz w:val="19"/>
               </w:rPr>
               <w:t>G2.2</w:t>
             </w:r>
@@ -362,12 +384,12 @@
         </w:tc>
         <w:tc>
           <w:tcPr>
-            <w:tcW w:type="dxa" w:w="2196"/>
+            <w:tcW w:w="2627" w:type="dxa"/>
           </w:tcPr>
           <w:p>
             <w:r>
               <w:rPr>
-                <w:sz w:val="20"/>
+                <w:sz w:val="19"/>
               </w:rPr>
               <w:t>Fonte com data e tipo documentada</w:t>
             </w:r>
@@ -375,12 +397,12 @@
         </w:tc>
         <w:tc>
           <w:tcPr>
-            <w:tcW w:type="dxa" w:w="2196"/>
+            <w:tcW w:w="2627" w:type="dxa"/>
           </w:tcPr>
           <w:p>
             <w:r>
               <w:rPr>
-                <w:sz w:val="20"/>
+                <w:sz w:val="19"/>
               </w:rPr>
               <w:t>✅ PASS</w:t>
             </w:r>
@@ -388,12 +410,12 @@
         </w:tc>
         <w:tc>
           <w:tcPr>
-            <w:tcW w:type="dxa" w:w="2196"/>
+            <w:tcW w:w="2627" w:type="dxa"/>
           </w:tcPr>
           <w:p>
             <w:r>
               <w:rPr>
-                <w:sz w:val="20"/>
+                <w:sz w:val="19"/>
               </w:rPr>
               <w:t>Tabela de 3 fontes com tipo, descrição e data para cada uma</w:t>
             </w:r>
@@ -403,12 +425,13 @@
       <w:tr>
         <w:tc>
           <w:tcPr>
-            <w:tcW w:type="dxa" w:w="2196"/>
+            <w:tcW w:w="1020" w:type="dxa"/>
+            <w:shd w:val="clear" w:color="auto" w:fill="F0F5FB"/>
           </w:tcPr>
           <w:p>
             <w:r>
               <w:rPr>
-                <w:sz w:val="20"/>
+                <w:sz w:val="19"/>
               </w:rPr>
               <w:t>G2.3</w:t>
             </w:r>
@@ -416,12 +439,13 @@
         </w:tc>
         <w:tc>
           <w:tcPr>
-            <w:tcW w:type="dxa" w:w="2196"/>
+            <w:tcW w:w="2627" w:type="dxa"/>
+            <w:shd w:val="clear" w:color="auto" w:fill="F0F5FB"/>
           </w:tcPr>
           <w:p>
             <w:r>
               <w:rPr>
-                <w:sz w:val="20"/>
+                <w:sz w:val="19"/>
               </w:rPr>
               <w:t>Dados com referência de origem</w:t>
             </w:r>
@@ -429,12 +453,13 @@
         </w:tc>
         <w:tc>
           <w:tcPr>
-            <w:tcW w:type="dxa" w:w="2196"/>
+            <w:tcW w:w="2627" w:type="dxa"/>
+            <w:shd w:val="clear" w:color="auto" w:fill="F0F5FB"/>
           </w:tcPr>
           <w:p>
             <w:r>
               <w:rPr>
-                <w:sz w:val="20"/>
+                <w:sz w:val="19"/>
               </w:rPr>
               <w:t>✅ PASS</w:t>
             </w:r>
@@ -442,12 +467,13 @@
         </w:tc>
         <w:tc>
           <w:tcPr>
-            <w:tcW w:type="dxa" w:w="2196"/>
+            <w:tcW w:w="2627" w:type="dxa"/>
+            <w:shd w:val="clear" w:color="auto" w:fill="F0F5FB"/>
           </w:tcPr>
           <w:p>
             <w:r>
               <w:rPr>
-                <w:sz w:val="20"/>
+                <w:sz w:val="19"/>
               </w:rPr>
               <w:t>Cada campo tem "Fonte: Ticket (Fonte N) / E-mail (Fonte N)" — rastreabilidade completa</w:t>
             </w:r>
@@ -457,12 +483,12 @@
       <w:tr>
         <w:tc>
           <w:tcPr>
-            <w:tcW w:type="dxa" w:w="2196"/>
+            <w:tcW w:w="1020" w:type="dxa"/>
           </w:tcPr>
           <w:p>
             <w:r>
               <w:rPr>
-                <w:sz w:val="20"/>
+                <w:sz w:val="19"/>
               </w:rPr>
               <w:t>G3.1</w:t>
             </w:r>
@@ -470,12 +496,12 @@
         </w:tc>
         <w:tc>
           <w:tcPr>
-            <w:tcW w:type="dxa" w:w="2196"/>
+            <w:tcW w:w="2627" w:type="dxa"/>
           </w:tcPr>
           <w:p>
             <w:r>
               <w:rPr>
-                <w:sz w:val="20"/>
+                <w:sz w:val="19"/>
               </w:rPr>
               <w:t>Seção Lacunas presente</w:t>
             </w:r>
@@ -483,12 +509,12 @@
         </w:tc>
         <w:tc>
           <w:tcPr>
-            <w:tcW w:type="dxa" w:w="2196"/>
+            <w:tcW w:w="2627" w:type="dxa"/>
           </w:tcPr>
           <w:p>
             <w:r>
               <w:rPr>
-                <w:sz w:val="20"/>
+                <w:sz w:val="19"/>
               </w:rPr>
               <w:t>✅ PASS</w:t>
             </w:r>
@@ -496,12 +522,12 @@
         </w:tc>
         <w:tc>
           <w:tcPr>
-            <w:tcW w:type="dxa" w:w="2196"/>
+            <w:tcW w:w="2627" w:type="dxa"/>
           </w:tcPr>
           <w:p>
             <w:r>
               <w:rPr>
-                <w:sz w:val="20"/>
+                <w:sz w:val="19"/>
               </w:rPr>
               <w:t>10 lacunas documentadas (L1–L10) com pergunta de esclarecimento para cada</w:t>
             </w:r>
@@ -511,12 +537,13 @@
       <w:tr>
         <w:tc>
           <w:tcPr>
-            <w:tcW w:type="dxa" w:w="2196"/>
+            <w:tcW w:w="1020" w:type="dxa"/>
+            <w:shd w:val="clear" w:color="auto" w:fill="F0F5FB"/>
           </w:tcPr>
           <w:p>
             <w:r>
               <w:rPr>
-                <w:sz w:val="20"/>
+                <w:sz w:val="19"/>
               </w:rPr>
               <w:t>G3.2</w:t>
             </w:r>
@@ -524,12 +551,13 @@
         </w:tc>
         <w:tc>
           <w:tcPr>
-            <w:tcW w:type="dxa" w:w="2196"/>
+            <w:tcW w:w="2627" w:type="dxa"/>
+            <w:shd w:val="clear" w:color="auto" w:fill="F0F5FB"/>
           </w:tcPr>
           <w:p>
             <w:r>
               <w:rPr>
-                <w:sz w:val="20"/>
+                <w:sz w:val="19"/>
               </w:rPr>
               <w:t>Necessidade ≠ Pedido técnico</w:t>
             </w:r>
@@ -537,12 +565,13 @@
         </w:tc>
         <w:tc>
           <w:tcPr>
-            <w:tcW w:type="dxa" w:w="2196"/>
+            <w:tcW w:w="2627" w:type="dxa"/>
+            <w:shd w:val="clear" w:color="auto" w:fill="F0F5FB"/>
           </w:tcPr>
           <w:p>
             <w:r>
               <w:rPr>
-                <w:sz w:val="20"/>
+                <w:sz w:val="19"/>
               </w:rPr>
               <w:t>✅ PASS</w:t>
             </w:r>
@@ -550,12 +579,13 @@
         </w:tc>
         <w:tc>
           <w:tcPr>
-            <w:tcW w:type="dxa" w:w="2196"/>
+            <w:tcW w:w="2627" w:type="dxa"/>
+            <w:shd w:val="clear" w:color="auto" w:fill="F0F5FB"/>
           </w:tcPr>
           <w:p>
             <w:r>
               <w:rPr>
-                <w:sz w:val="20"/>
+                <w:sz w:val="19"/>
               </w:rPr>
               <w:t>"Necessidade de Negócio" e "Pedido Específico" são campos separados e distintos</w:t>
             </w:r>
@@ -565,12 +595,12 @@
       <w:tr>
         <w:tc>
           <w:tcPr>
-            <w:tcW w:type="dxa" w:w="2196"/>
+            <w:tcW w:w="1020" w:type="dxa"/>
           </w:tcPr>
           <w:p>
             <w:r>
               <w:rPr>
-                <w:sz w:val="20"/>
+                <w:sz w:val="19"/>
               </w:rPr>
               <w:t>G3.3</w:t>
             </w:r>
@@ -578,12 +608,12 @@
         </w:tc>
         <w:tc>
           <w:tcPr>
-            <w:tcW w:type="dxa" w:w="2196"/>
+            <w:tcW w:w="2627" w:type="dxa"/>
           </w:tcPr>
           <w:p>
             <w:r>
               <w:rPr>
-                <w:sz w:val="20"/>
+                <w:sz w:val="19"/>
               </w:rPr>
               <w:t>Sem campos inventados</w:t>
             </w:r>
@@ -591,12 +621,12 @@
         </w:tc>
         <w:tc>
           <w:tcPr>
-            <w:tcW w:type="dxa" w:w="2196"/>
+            <w:tcW w:w="2627" w:type="dxa"/>
           </w:tcPr>
           <w:p>
             <w:r>
               <w:rPr>
-                <w:sz w:val="20"/>
+                <w:sz w:val="19"/>
               </w:rPr>
               <w:t>✅ PASS</w:t>
             </w:r>
@@ -604,12 +634,12 @@
         </w:tc>
         <w:tc>
           <w:tcPr>
-            <w:tcW w:type="dxa" w:w="2196"/>
+            <w:tcW w:w="2627" w:type="dxa"/>
           </w:tcPr>
           <w:p>
             <w:r>
               <w:rPr>
-                <w:sz w:val="20"/>
+                <w:sz w:val="19"/>
               </w:rPr>
               <w:t>Campos sem dado marcados "NÃO INFORMADO" (cargo, prazo, processo documentado, etc.)</w:t>
             </w:r>
@@ -619,12 +649,13 @@
       <w:tr>
         <w:tc>
           <w:tcPr>
-            <w:tcW w:type="dxa" w:w="2196"/>
+            <w:tcW w:w="1020" w:type="dxa"/>
+            <w:shd w:val="clear" w:color="auto" w:fill="F0F5FB"/>
           </w:tcPr>
           <w:p>
             <w:r>
               <w:rPr>
-                <w:sz w:val="20"/>
+                <w:sz w:val="19"/>
               </w:rPr>
               <w:t>G4.1</w:t>
             </w:r>
@@ -632,12 +663,13 @@
         </w:tc>
         <w:tc>
           <w:tcPr>
-            <w:tcW w:type="dxa" w:w="2196"/>
+            <w:tcW w:w="2627" w:type="dxa"/>
+            <w:shd w:val="clear" w:color="auto" w:fill="F0F5FB"/>
           </w:tcPr>
           <w:p>
             <w:r>
               <w:rPr>
-                <w:sz w:val="20"/>
+                <w:sz w:val="19"/>
               </w:rPr>
               <w:t>Aprovações informais documentadas</w:t>
             </w:r>
@@ -645,12 +677,13 @@
         </w:tc>
         <w:tc>
           <w:tcPr>
-            <w:tcW w:type="dxa" w:w="2196"/>
+            <w:tcW w:w="2627" w:type="dxa"/>
+            <w:shd w:val="clear" w:color="auto" w:fill="F0F5FB"/>
           </w:tcPr>
           <w:p>
             <w:r>
               <w:rPr>
-                <w:sz w:val="20"/>
+                <w:sz w:val="19"/>
               </w:rPr>
               <w:t>✅ PASS</w:t>
             </w:r>
@@ -658,12 +691,13 @@
         </w:tc>
         <w:tc>
           <w:tcPr>
-            <w:tcW w:type="dxa" w:w="2196"/>
+            <w:tcW w:w="2627" w:type="dxa"/>
+            <w:shd w:val="clear" w:color="auto" w:fill="F0F5FB"/>
           </w:tcPr>
           <w:p>
             <w:r>
               <w:rPr>
-                <w:sz w:val="20"/>
+                <w:sz w:val="19"/>
               </w:rPr>
               <w:t>Duas aprovações documentadas com nome, data, natureza (condicional/incondicional) e fonte</w:t>
             </w:r>
@@ -673,12 +707,12 @@
       <w:tr>
         <w:tc>
           <w:tcPr>
-            <w:tcW w:type="dxa" w:w="2196"/>
+            <w:tcW w:w="1020" w:type="dxa"/>
           </w:tcPr>
           <w:p>
             <w:r>
               <w:rPr>
-                <w:sz w:val="20"/>
+                <w:sz w:val="19"/>
               </w:rPr>
               <w:t>G4.2</w:t>
             </w:r>
@@ -686,12 +720,12 @@
         </w:tc>
         <w:tc>
           <w:tcPr>
-            <w:tcW w:type="dxa" w:w="2196"/>
+            <w:tcW w:w="2627" w:type="dxa"/>
           </w:tcPr>
           <w:p>
             <w:r>
               <w:rPr>
-                <w:sz w:val="20"/>
+                <w:sz w:val="19"/>
               </w:rPr>
               <w:t>SLA/atraso sinalizado</w:t>
             </w:r>
@@ -699,12 +733,12 @@
         </w:tc>
         <w:tc>
           <w:tcPr>
-            <w:tcW w:type="dxa" w:w="2196"/>
+            <w:tcW w:w="2627" w:type="dxa"/>
           </w:tcPr>
           <w:p>
             <w:r>
               <w:rPr>
-                <w:sz w:val="20"/>
+                <w:sz w:val="19"/>
               </w:rPr>
               <w:t>✅ PASS</w:t>
             </w:r>
@@ -712,12 +746,12 @@
         </w:tc>
         <w:tc>
           <w:tcPr>
-            <w:tcW w:type="dxa" w:w="2196"/>
+            <w:tcW w:w="2627" w:type="dxa"/>
           </w:tcPr>
           <w:p>
             <w:r>
               <w:rPr>
-                <w:sz w:val="20"/>
+                <w:sz w:val="19"/>
               </w:rPr>
               <w:t>"SLA do ticket: EM ATRASO — 204h20min de atraso" documentado explicitamente</w:t>
             </w:r>
@@ -738,9 +772,11 @@
     </w:p>
     <w:p/>
     <w:p>
-      <w:r>
-        <w:t>────────────────────────────────────────────────────────────</w:t>
-      </w:r>
+      <w:pPr>
+        <w:pBdr>
+          <w:bottom w:val="single" w:sz="6" w:space="1" w:color="CCCCCC"/>
+        </w:pBdr>
+      </w:pPr>
     </w:p>
     <w:p/>
     <w:p>
@@ -749,8 +785,11 @@
       </w:pPr>
       <w:r>
         <w:rPr>
-          <w:color w:val="404040"/>
-          <w:sz w:val="24"/>
+          <w:rFonts w:ascii="Calibri" w:hAnsi="Calibri"/>
+          <w:b/>
+          <w:i w:val="0"/>
+          <w:color w:val="2A4A7F"/>
+          <w:sz w:val="22"/>
         </w:rPr>
         <w:t>Observações (itens que não bloqueiam mas devem ser monitorados)</w:t>
       </w:r>
@@ -814,9 +853,11 @@
     </w:p>
     <w:p/>
     <w:p>
-      <w:r>
-        <w:t>────────────────────────────────────────────────────────────</w:t>
-      </w:r>
+      <w:pPr>
+        <w:pBdr>
+          <w:bottom w:val="single" w:sz="6" w:space="1" w:color="CCCCCC"/>
+        </w:pBdr>
+      </w:pPr>
     </w:p>
     <w:p/>
     <w:p>
@@ -825,8 +866,11 @@
       </w:pPr>
       <w:r>
         <w:rPr>
-          <w:color w:val="404040"/>
-          <w:sz w:val="24"/>
+          <w:rFonts w:ascii="Calibri" w:hAnsi="Calibri"/>
+          <w:b/>
+          <w:i w:val="0"/>
+          <w:color w:val="2A4A7F"/>
+          <w:sz w:val="22"/>
         </w:rPr>
         <w:t>Encaminhamento</w:t>
       </w:r>
@@ -866,7 +910,7 @@
     <w:p/>
     <w:sectPr>
       <w:pgSz w:w="12240" w:h="15840"/>
-      <w:pgMar w:top="1440" w:right="1728" w:bottom="1440" w:left="1728" w:header="720" w:footer="720" w:gutter="0"/>
+      <w:pgMar w:top="1417" w:right="1417" w:bottom="1417" w:left="1587" w:header="720" w:footer="720" w:gutter="0"/>
       <w:cols w:space="720"/>
       <w:docGrid w:linePitch="360"/>
     </w:sectPr>
@@ -1239,7 +1283,7 @@
     <w:rsid w:val="00FC693F"/>
     <w:rPr>
       <w:rFonts w:ascii="Calibri" w:hAnsi="Calibri"/>
-      <w:sz w:val="22"/>
+      <w:sz w:val="21"/>
     </w:rPr>
   </w:style>
   <w:style w:type="paragraph" w:styleId="Header">
